--- a/src/anonymized_data/Anonymisering af transaktionsdata fra Mosemaskinen.docx
+++ b/src/anonymized_data/Anonymisering af transaktionsdata fra Mosemaskinen.docx
@@ -53,23 +53,7 @@
       </w:r>
       <w:r>
         <w:br/>
-        <w:t xml:space="preserve">Felter som </w:t>
-      </w:r>
-      <w:proofErr w:type="spellStart"/>
-      <w:r>
-        <w:t>userId</w:t>
-      </w:r>
-      <w:proofErr w:type="spellEnd"/>
-      <w:r>
-        <w:t xml:space="preserve"> og </w:t>
-      </w:r>
-      <w:proofErr w:type="spellStart"/>
-      <w:r>
-        <w:t>name</w:t>
-      </w:r>
-      <w:proofErr w:type="spellEnd"/>
-      <w:r>
-        <w:t xml:space="preserve"> er fjernet. Der er ingen oplysninger, der direkte kan knyttes til en person.</w:t>
+        <w:t>Felter som userId og name er fjernet. Der er ingen oplysninger, der direkte kan knyttes til en person.</w:t>
       </w:r>
     </w:p>
     <w:p>
@@ -84,43 +68,11 @@
           <w:b/>
           <w:bCs/>
         </w:rPr>
-        <w:t xml:space="preserve">Filtrering af </w:t>
-      </w:r>
-      <w:proofErr w:type="spellStart"/>
-      <w:r>
-        <w:rPr>
-          <w:b/>
-          <w:bCs/>
-        </w:rPr>
-        <w:t>ranks</w:t>
-      </w:r>
-      <w:proofErr w:type="spellEnd"/>
-      <w:r>
-        <w:rPr>
-          <w:b/>
-          <w:bCs/>
-        </w:rPr>
-        <w:t xml:space="preserve"> med få brugere (k-anonymitet)</w:t>
+        <w:t>Filtrering af ranks med få brugere (k-anonymitet)</w:t>
       </w:r>
       <w:r>
         <w:br/>
-        <w:t xml:space="preserve">Kun </w:t>
-      </w:r>
-      <w:proofErr w:type="spellStart"/>
-      <w:r>
-        <w:t>ranks</w:t>
-      </w:r>
-      <w:proofErr w:type="spellEnd"/>
-      <w:r>
-        <w:t xml:space="preserve"> med mindst 10 brugere (k = 10) inkluderes i det eksporterede datasæt. Alle andre </w:t>
-      </w:r>
-      <w:proofErr w:type="spellStart"/>
-      <w:r>
-        <w:t>ranks</w:t>
-      </w:r>
-      <w:proofErr w:type="spellEnd"/>
-      <w:r>
-        <w:t xml:space="preserve"> udelukkes.</w:t>
+        <w:t>Kun ranks med mindst 10 brugere (k = 10) inkluderes i det eksporterede datasæt. Alle andre ranks udelukkes.</w:t>
       </w:r>
     </w:p>
     <w:p>
@@ -135,11 +87,33 @@
           <w:b/>
           <w:bCs/>
         </w:rPr>
-        <w:t>Tidsafrunding til anonymiserede “dage”</w:t>
+        <w:t>Tidsafrunding til</w:t>
+      </w:r>
+      <w:r>
+        <w:rPr>
+          <w:b/>
+          <w:bCs/>
+        </w:rPr>
+        <w:t xml:space="preserve"> logiske ”dage”</w:t>
+      </w:r>
+      <w:r>
+        <w:t xml:space="preserve"> </w:t>
       </w:r>
       <w:r>
         <w:br/>
-        <w:t>Tidsstempler for køb afrundes til dynamiske “dage”, defineret som perioder afbrudt af mere end 4 timers inaktivitet. Dette skjuler præcise tidspunkter.</w:t>
+        <w:t xml:space="preserve">Tidsstempler for køb afrundes til </w:t>
+      </w:r>
+      <w:r>
+        <w:t>logiske dage, der går fra 05:00 til 05:00 kalenderdagen efter</w:t>
+      </w:r>
+      <w:r>
+        <w:t>. Dette skjuler præcise tidspunkter</w:t>
+      </w:r>
+      <w:r>
+        <w:t>, og tillader at køb efter midnat tælles meningsfuldt</w:t>
+      </w:r>
+      <w:r>
+        <w:t>.</w:t>
       </w:r>
     </w:p>
     <w:p>
@@ -159,35 +133,14 @@
       <w:r>
         <w:br/>
       </w:r>
-      <w:proofErr w:type="spellStart"/>
       <w:r>
-        <w:t>kombinationer</w:t>
-      </w:r>
-      <w:proofErr w:type="spellEnd"/>
-      <w:r>
-        <w:t xml:space="preserve"> af (rank, </w:t>
-      </w:r>
-      <w:proofErr w:type="spellStart"/>
-      <w:r>
-        <w:t>itemId</w:t>
-      </w:r>
-      <w:proofErr w:type="spellEnd"/>
-      <w:r>
-        <w:t>, dag) med færre end 3 unikke brugere</w:t>
+        <w:t>kombinationer af (rank, itemId, dag) med færre end 3 unikke brugere</w:t>
       </w:r>
       <w:r>
         <w:t xml:space="preserve"> </w:t>
       </w:r>
       <w:r>
-        <w:t xml:space="preserve">får </w:t>
-      </w:r>
-      <w:proofErr w:type="spellStart"/>
-      <w:r>
-        <w:t>itemId</w:t>
-      </w:r>
-      <w:proofErr w:type="spellEnd"/>
-      <w:r>
-        <w:t xml:space="preserve"> erstattet med værdien 'ANDRE_VARER' for at forhindre identifikation baseret på unikke købsmønstre.</w:t>
+        <w:t>får itemId erstattet med værdien 'ANDRE_VARER' for at forhindre identifikation baseret på unikke købsmønstre.</w:t>
       </w:r>
     </w:p>
     <w:p>
@@ -206,15 +159,7 @@
       </w:r>
       <w:r>
         <w:br/>
-        <w:t xml:space="preserve">Individuelle køb vises ikke. I stedet indeholder datasættet antallet af transaktioner per kombination af (rank, </w:t>
-      </w:r>
-      <w:proofErr w:type="spellStart"/>
-      <w:r>
-        <w:t>itemId</w:t>
-      </w:r>
-      <w:proofErr w:type="spellEnd"/>
-      <w:r>
-        <w:t>, anonymiseret dag).</w:t>
+        <w:t>Individuelle køb vises ikke. I stedet indeholder datasættet antallet af transaktioner per kombination af (rank, itemId, anonymiseret dag).</w:t>
       </w:r>
     </w:p>
     <w:p>
@@ -229,27 +174,11 @@
           <w:b/>
           <w:bCs/>
         </w:rPr>
-        <w:t xml:space="preserve">Maskering af ekskluderede </w:t>
+        <w:t>Maskering af ekskluderede ranks</w:t>
       </w:r>
-      <w:proofErr w:type="spellStart"/>
-      <w:r>
-        <w:rPr>
-          <w:b/>
-          <w:bCs/>
-        </w:rPr>
-        <w:t>ranks</w:t>
-      </w:r>
-      <w:proofErr w:type="spellEnd"/>
       <w:r>
         <w:br/>
-      </w:r>
-      <w:proofErr w:type="spellStart"/>
-      <w:r>
-        <w:t>Ranks</w:t>
-      </w:r>
-      <w:proofErr w:type="spellEnd"/>
-      <w:r>
-        <w:t xml:space="preserve"> med færre end 10 brugere maskeres i oversigtstabellen som '[EKSKLUDERET]' for at undgå, at navne eller unikke betegnelser afsløres.</w:t>
+        <w:t>Ranks med færre end 10 brugere maskeres i oversigtstabellen som '[EKSKLUDERET]' for at undgå, at navne eller unikke betegnelser afsløres.</w:t>
       </w:r>
     </w:p>
     <w:p>
@@ -420,31 +349,7 @@
                 <w:lang w:eastAsia="da-DK"/>
                 <w14:ligatures w14:val="none"/>
               </w:rPr>
-              <w:t xml:space="preserve">Brugernes rolle (kun </w:t>
-            </w:r>
-            <w:proofErr w:type="spellStart"/>
-            <w:r>
-              <w:rPr>
-                <w:rFonts w:ascii="Times New Roman" w:eastAsia="Times New Roman" w:hAnsi="Times New Roman" w:cs="Times New Roman"/>
-                <w:kern w:val="0"/>
-                <w:sz w:val="24"/>
-                <w:szCs w:val="24"/>
-                <w:lang w:eastAsia="da-DK"/>
-                <w14:ligatures w14:val="none"/>
-              </w:rPr>
-              <w:t>ranks</w:t>
-            </w:r>
-            <w:proofErr w:type="spellEnd"/>
-            <w:r>
-              <w:rPr>
-                <w:rFonts w:ascii="Times New Roman" w:eastAsia="Times New Roman" w:hAnsi="Times New Roman" w:cs="Times New Roman"/>
-                <w:kern w:val="0"/>
-                <w:sz w:val="24"/>
-                <w:szCs w:val="24"/>
-                <w:lang w:eastAsia="da-DK"/>
-                <w14:ligatures w14:val="none"/>
-              </w:rPr>
-              <w:t xml:space="preserve"> med ≥10 brugere)</w:t>
+              <w:t>Brugernes rolle (kun ranks med ≥10 brugere)</w:t>
             </w:r>
           </w:p>
         </w:tc>
@@ -471,7 +376,6 @@
                 <w14:ligatures w14:val="none"/>
               </w:rPr>
             </w:pPr>
-            <w:proofErr w:type="spellStart"/>
             <w:r>
               <w:rPr>
                 <w:rFonts w:ascii="Courier New" w:eastAsia="Times New Roman" w:hAnsi="Courier New" w:cs="Courier New"/>
@@ -483,7 +387,6 @@
               </w:rPr>
               <w:t>itemId</w:t>
             </w:r>
-            <w:proofErr w:type="spellEnd"/>
           </w:p>
         </w:tc>
         <w:tc>
@@ -562,7 +465,6 @@
                 <w14:ligatures w14:val="none"/>
               </w:rPr>
             </w:pPr>
-            <w:proofErr w:type="spellStart"/>
             <w:r>
               <w:rPr>
                 <w:rFonts w:ascii="Courier New" w:eastAsia="Times New Roman" w:hAnsi="Courier New" w:cs="Courier New"/>
@@ -574,7 +476,6 @@
               </w:rPr>
               <w:t>day</w:t>
             </w:r>
-            <w:proofErr w:type="spellEnd"/>
           </w:p>
         </w:tc>
         <w:tc>
@@ -631,7 +532,6 @@
                 <w14:ligatures w14:val="none"/>
               </w:rPr>
             </w:pPr>
-            <w:proofErr w:type="spellStart"/>
             <w:r>
               <w:rPr>
                 <w:rFonts w:ascii="Courier New" w:eastAsia="Times New Roman" w:hAnsi="Courier New" w:cs="Courier New"/>
@@ -643,7 +543,6 @@
               </w:rPr>
               <w:t>count</w:t>
             </w:r>
-            <w:proofErr w:type="spellEnd"/>
           </w:p>
         </w:tc>
         <w:tc>
@@ -681,13 +580,8 @@
     </w:tbl>
     <w:p/>
     <w:p>
-      <w:proofErr w:type="spellStart"/>
       <w:r>
-        <w:t>Ranks</w:t>
-      </w:r>
-      <w:proofErr w:type="spellEnd"/>
-      <w:r>
-        <w:t>:</w:t>
+        <w:t>Ranks:</w:t>
       </w:r>
     </w:p>
     <w:tbl>
@@ -868,31 +762,7 @@
                 <w:lang w:eastAsia="da-DK"/>
                 <w14:ligatures w14:val="none"/>
               </w:rPr>
-              <w:t xml:space="preserve"> hvis </w:t>
-            </w:r>
-            <w:proofErr w:type="spellStart"/>
-            <w:r>
-              <w:rPr>
-                <w:rFonts w:ascii="Times New Roman" w:eastAsia="Times New Roman" w:hAnsi="Times New Roman" w:cs="Times New Roman"/>
-                <w:kern w:val="0"/>
-                <w:sz w:val="24"/>
-                <w:szCs w:val="24"/>
-                <w:lang w:eastAsia="da-DK"/>
-                <w14:ligatures w14:val="none"/>
-              </w:rPr>
-              <w:t>user_count</w:t>
-            </w:r>
-            <w:proofErr w:type="spellEnd"/>
-            <w:r>
-              <w:rPr>
-                <w:rFonts w:ascii="Times New Roman" w:eastAsia="Times New Roman" w:hAnsi="Times New Roman" w:cs="Times New Roman"/>
-                <w:kern w:val="0"/>
-                <w:sz w:val="24"/>
-                <w:szCs w:val="24"/>
-                <w:lang w:eastAsia="da-DK"/>
-                <w14:ligatures w14:val="none"/>
-              </w:rPr>
-              <w:t xml:space="preserve"> &lt; 10</w:t>
+              <w:t xml:space="preserve"> hvis user_count &lt; 10</w:t>
             </w:r>
           </w:p>
         </w:tc>
@@ -919,7 +789,6 @@
                 <w14:ligatures w14:val="none"/>
               </w:rPr>
             </w:pPr>
-            <w:proofErr w:type="spellStart"/>
             <w:r>
               <w:rPr>
                 <w:rFonts w:ascii="Courier New" w:eastAsia="Times New Roman" w:hAnsi="Courier New" w:cs="Courier New"/>
@@ -931,7 +800,6 @@
               </w:rPr>
               <w:t>user_count</w:t>
             </w:r>
-            <w:proofErr w:type="spellEnd"/>
           </w:p>
         </w:tc>
         <w:tc>
@@ -988,7 +856,6 @@
                 <w14:ligatures w14:val="none"/>
               </w:rPr>
             </w:pPr>
-            <w:proofErr w:type="spellStart"/>
             <w:r>
               <w:rPr>
                 <w:rFonts w:ascii="Courier New" w:eastAsia="Times New Roman" w:hAnsi="Courier New" w:cs="Courier New"/>
@@ -1000,7 +867,6 @@
               </w:rPr>
               <w:t>is_included</w:t>
             </w:r>
-            <w:proofErr w:type="spellEnd"/>
           </w:p>
         </w:tc>
         <w:tc>
@@ -1195,7 +1061,6 @@
                 <w14:ligatures w14:val="none"/>
               </w:rPr>
             </w:pPr>
-            <w:proofErr w:type="spellStart"/>
             <w:r>
               <w:rPr>
                 <w:rFonts w:ascii="Courier New" w:eastAsia="Times New Roman" w:hAnsi="Courier New" w:cs="Courier New"/>
@@ -1207,7 +1072,6 @@
               </w:rPr>
               <w:t>itemId</w:t>
             </w:r>
-            <w:proofErr w:type="spellEnd"/>
           </w:p>
         </w:tc>
         <w:tc>
@@ -1264,7 +1128,6 @@
                 <w14:ligatures w14:val="none"/>
               </w:rPr>
             </w:pPr>
-            <w:proofErr w:type="spellStart"/>
             <w:r>
               <w:rPr>
                 <w:rFonts w:ascii="Courier New" w:eastAsia="Times New Roman" w:hAnsi="Courier New" w:cs="Courier New"/>
@@ -1276,7 +1139,6 @@
               </w:rPr>
               <w:t>name</w:t>
             </w:r>
-            <w:proofErr w:type="spellEnd"/>
           </w:p>
         </w:tc>
         <w:tc>
@@ -1333,7 +1195,6 @@
                 <w14:ligatures w14:val="none"/>
               </w:rPr>
             </w:pPr>
-            <w:proofErr w:type="spellStart"/>
             <w:r>
               <w:rPr>
                 <w:rFonts w:ascii="Courier New" w:eastAsia="Times New Roman" w:hAnsi="Courier New" w:cs="Courier New"/>
@@ -1345,7 +1206,6 @@
               </w:rPr>
               <w:t>price</w:t>
             </w:r>
-            <w:proofErr w:type="spellEnd"/>
           </w:p>
         </w:tc>
         <w:tc>
@@ -1402,7 +1262,6 @@
                 <w14:ligatures w14:val="none"/>
               </w:rPr>
             </w:pPr>
-            <w:proofErr w:type="spellStart"/>
             <w:r>
               <w:rPr>
                 <w:rFonts w:ascii="Courier New" w:eastAsia="Times New Roman" w:hAnsi="Courier New" w:cs="Courier New"/>
@@ -1414,7 +1273,6 @@
               </w:rPr>
               <w:t>category</w:t>
             </w:r>
-            <w:proofErr w:type="spellEnd"/>
           </w:p>
         </w:tc>
         <w:tc>
@@ -1471,7 +1329,6 @@
                 <w14:ligatures w14:val="none"/>
               </w:rPr>
             </w:pPr>
-            <w:proofErr w:type="spellStart"/>
             <w:r>
               <w:rPr>
                 <w:rFonts w:ascii="Courier New" w:eastAsia="Times New Roman" w:hAnsi="Courier New" w:cs="Courier New"/>
@@ -1483,7 +1340,6 @@
               </w:rPr>
               <w:t>current_stock</w:t>
             </w:r>
-            <w:proofErr w:type="spellEnd"/>
           </w:p>
         </w:tc>
         <w:tc>
@@ -1540,7 +1396,6 @@
                 <w14:ligatures w14:val="none"/>
               </w:rPr>
             </w:pPr>
-            <w:proofErr w:type="spellStart"/>
             <w:r>
               <w:rPr>
                 <w:rFonts w:ascii="Courier New" w:eastAsia="Times New Roman" w:hAnsi="Courier New" w:cs="Courier New"/>
@@ -1552,51 +1407,37 @@
               </w:rPr>
               <w:t>initial_stock</w:t>
             </w:r>
-            <w:proofErr w:type="spellEnd"/>
-          </w:p>
-        </w:tc>
-        <w:tc>
-          <w:tcPr>
-            <w:tcW w:w="0" w:type="auto"/>
-            <w:vAlign w:val="center"/>
-            <w:hideMark/>
-          </w:tcPr>
-          <w:p>
-            <w:pPr>
-              <w:spacing w:after="0" w:line="240" w:lineRule="auto"/>
-              <w:rPr>
-                <w:rFonts w:ascii="Times New Roman" w:eastAsia="Times New Roman" w:hAnsi="Times New Roman" w:cs="Times New Roman"/>
-                <w:kern w:val="0"/>
-                <w:sz w:val="24"/>
-                <w:szCs w:val="24"/>
-                <w:lang w:eastAsia="da-DK"/>
-                <w14:ligatures w14:val="none"/>
-              </w:rPr>
-            </w:pPr>
-            <w:r>
-              <w:rPr>
-                <w:rFonts w:ascii="Times New Roman" w:eastAsia="Times New Roman" w:hAnsi="Times New Roman" w:cs="Times New Roman"/>
-                <w:kern w:val="0"/>
-                <w:sz w:val="24"/>
-                <w:szCs w:val="24"/>
-                <w:lang w:eastAsia="da-DK"/>
-                <w14:ligatures w14:val="none"/>
-              </w:rPr>
-              <w:t xml:space="preserve">Antal på lager ved </w:t>
-            </w:r>
-            <w:proofErr w:type="spellStart"/>
-            <w:r>
-              <w:rPr>
-                <w:rFonts w:ascii="Times New Roman" w:eastAsia="Times New Roman" w:hAnsi="Times New Roman" w:cs="Times New Roman"/>
-                <w:kern w:val="0"/>
-                <w:sz w:val="24"/>
-                <w:szCs w:val="24"/>
-                <w:lang w:eastAsia="da-DK"/>
-                <w14:ligatures w14:val="none"/>
-              </w:rPr>
-              <w:t>tourstart</w:t>
-            </w:r>
-            <w:proofErr w:type="spellEnd"/>
+          </w:p>
+        </w:tc>
+        <w:tc>
+          <w:tcPr>
+            <w:tcW w:w="0" w:type="auto"/>
+            <w:vAlign w:val="center"/>
+            <w:hideMark/>
+          </w:tcPr>
+          <w:p>
+            <w:pPr>
+              <w:spacing w:after="0" w:line="240" w:lineRule="auto"/>
+              <w:rPr>
+                <w:rFonts w:ascii="Times New Roman" w:eastAsia="Times New Roman" w:hAnsi="Times New Roman" w:cs="Times New Roman"/>
+                <w:kern w:val="0"/>
+                <w:sz w:val="24"/>
+                <w:szCs w:val="24"/>
+                <w:lang w:eastAsia="da-DK"/>
+                <w14:ligatures w14:val="none"/>
+              </w:rPr>
+            </w:pPr>
+            <w:r>
+              <w:rPr>
+                <w:rFonts w:ascii="Times New Roman" w:eastAsia="Times New Roman" w:hAnsi="Times New Roman" w:cs="Times New Roman"/>
+                <w:kern w:val="0"/>
+                <w:sz w:val="24"/>
+                <w:szCs w:val="24"/>
+                <w:lang w:eastAsia="da-DK"/>
+                <w14:ligatures w14:val="none"/>
+              </w:rPr>
+              <w:t>Antal på lager ved tourstart</w:t>
+            </w:r>
           </w:p>
         </w:tc>
       </w:tr>
@@ -2452,6 +2293,7 @@
   <w:style w:type="character" w:default="1" w:styleId="Standardskrifttypeiafsnit">
     <w:name w:val="Default Paragraph Font"/>
     <w:uiPriority w:val="1"/>
+    <w:semiHidden/>
     <w:unhideWhenUsed/>
   </w:style>
   <w:style w:type="table" w:default="1" w:styleId="Tabel-Normal">

--- a/src/anonymized_data/Anonymisering af transaktionsdata fra Mosemaskinen.docx
+++ b/src/anonymized_data/Anonymisering af transaktionsdata fra Mosemaskinen.docx
@@ -41,7 +41,7 @@
       <w:pPr>
         <w:numPr>
           <w:ilvl w:val="0"/>
-          <w:numId w:val="2"/>
+          <w:numId w:val="3"/>
         </w:numPr>
       </w:pPr>
       <w:r>
@@ -53,14 +53,30 @@
       </w:r>
       <w:r>
         <w:br/>
-        <w:t>Felter som userId og name er fjernet. Der er ingen oplysninger, der direkte kan knyttes til en person.</w:t>
+        <w:t xml:space="preserve">Felter som </w:t>
+      </w:r>
+      <w:proofErr w:type="spellStart"/>
+      <w:r>
+        <w:t>userId</w:t>
+      </w:r>
+      <w:proofErr w:type="spellEnd"/>
+      <w:r>
+        <w:t xml:space="preserve"> og </w:t>
+      </w:r>
+      <w:proofErr w:type="spellStart"/>
+      <w:r>
+        <w:t>name</w:t>
+      </w:r>
+      <w:proofErr w:type="spellEnd"/>
+      <w:r>
+        <w:t xml:space="preserve"> er fjernet. Der er ingen oplysninger, der direkte kan knyttes til en person.</w:t>
       </w:r>
     </w:p>
     <w:p>
       <w:pPr>
         <w:numPr>
           <w:ilvl w:val="0"/>
-          <w:numId w:val="2"/>
+          <w:numId w:val="3"/>
         </w:numPr>
       </w:pPr>
       <w:r>
@@ -68,18 +84,50 @@
           <w:b/>
           <w:bCs/>
         </w:rPr>
-        <w:t>Filtrering af ranks med få brugere (k-anonymitet)</w:t>
+        <w:t xml:space="preserve">Filtrering af </w:t>
+      </w:r>
+      <w:proofErr w:type="spellStart"/>
+      <w:r>
+        <w:rPr>
+          <w:b/>
+          <w:bCs/>
+        </w:rPr>
+        <w:t>ranks</w:t>
+      </w:r>
+      <w:proofErr w:type="spellEnd"/>
+      <w:r>
+        <w:rPr>
+          <w:b/>
+          <w:bCs/>
+        </w:rPr>
+        <w:t xml:space="preserve"> med få brugere (k-anonymitet)</w:t>
       </w:r>
       <w:r>
         <w:br/>
-        <w:t>Kun ranks med mindst 10 brugere (k = 10) inkluderes i det eksporterede datasæt. Alle andre ranks udelukkes.</w:t>
+        <w:t xml:space="preserve">Kun transaktioner for </w:t>
+      </w:r>
+      <w:proofErr w:type="spellStart"/>
+      <w:r>
+        <w:t>ranks</w:t>
+      </w:r>
+      <w:proofErr w:type="spellEnd"/>
+      <w:r>
+        <w:t xml:space="preserve"> med mindst 10 brugere (k = 10) inkluderes i det eksporterede datasæt. Alle andre </w:t>
+      </w:r>
+      <w:proofErr w:type="spellStart"/>
+      <w:r>
+        <w:t>ranks</w:t>
+      </w:r>
+      <w:proofErr w:type="spellEnd"/>
+      <w:r>
+        <w:t xml:space="preserve"> udelukkes.</w:t>
       </w:r>
     </w:p>
     <w:p>
       <w:pPr>
         <w:numPr>
           <w:ilvl w:val="0"/>
-          <w:numId w:val="2"/>
+          <w:numId w:val="3"/>
         </w:numPr>
       </w:pPr>
       <w:r>
@@ -87,40 +135,21 @@
           <w:b/>
           <w:bCs/>
         </w:rPr>
-        <w:t>Tidsafrunding til</w:t>
-      </w:r>
-      <w:r>
-        <w:rPr>
-          <w:b/>
-          <w:bCs/>
-        </w:rPr>
-        <w:t xml:space="preserve"> logiske ”dage”</w:t>
+        <w:t>Tidsafrunding til logiske ”dage”</w:t>
       </w:r>
       <w:r>
         <w:t xml:space="preserve"> </w:t>
       </w:r>
       <w:r>
         <w:br/>
-        <w:t xml:space="preserve">Tidsstempler for køb afrundes til </w:t>
-      </w:r>
-      <w:r>
-        <w:t>logiske dage, der går fra 05:00 til 05:00 kalenderdagen efter</w:t>
-      </w:r>
-      <w:r>
-        <w:t>. Dette skjuler præcise tidspunkter</w:t>
-      </w:r>
-      <w:r>
-        <w:t>, og tillader at køb efter midnat tælles meningsfuldt</w:t>
-      </w:r>
-      <w:r>
-        <w:t>.</w:t>
+        <w:t>Tidsstempler for køb afrundes til logiske dage, der går fra 05:00 til 05:00 kalenderdagen efter. Dette skjuler præcise tidspunkter, og tillader at køb efter midnat tælles meningsfuldt.</w:t>
       </w:r>
     </w:p>
     <w:p>
       <w:pPr>
         <w:numPr>
           <w:ilvl w:val="0"/>
-          <w:numId w:val="2"/>
+          <w:numId w:val="3"/>
         </w:numPr>
       </w:pPr>
       <w:r>
@@ -133,21 +162,36 @@
       <w:r>
         <w:br/>
       </w:r>
-      <w:r>
-        <w:t>kombinationer af (rank, itemId, dag) med færre end 3 unikke brugere</w:t>
-      </w:r>
-      <w:r>
-        <w:t xml:space="preserve"> </w:t>
-      </w:r>
-      <w:r>
-        <w:t>får itemId erstattet med værdien 'ANDRE_VARER' for at forhindre identifikation baseret på unikke købsmønstre.</w:t>
+      <w:proofErr w:type="spellStart"/>
+      <w:r>
+        <w:t>kombinationer</w:t>
+      </w:r>
+      <w:proofErr w:type="spellEnd"/>
+      <w:r>
+        <w:t xml:space="preserve"> af (rank, </w:t>
+      </w:r>
+      <w:proofErr w:type="spellStart"/>
+      <w:r>
+        <w:t>itemId</w:t>
+      </w:r>
+      <w:proofErr w:type="spellEnd"/>
+      <w:r>
+        <w:t xml:space="preserve">, dag) med færre end 3 unikke brugere får </w:t>
+      </w:r>
+      <w:proofErr w:type="spellStart"/>
+      <w:r>
+        <w:t>itemId</w:t>
+      </w:r>
+      <w:proofErr w:type="spellEnd"/>
+      <w:r>
+        <w:t xml:space="preserve"> erstattet med værdien 'ANDRE_VARER' for at forhindre identifikation baseret på unikke købsmønstre.</w:t>
       </w:r>
     </w:p>
     <w:p>
       <w:pPr>
         <w:numPr>
           <w:ilvl w:val="0"/>
-          <w:numId w:val="2"/>
+          <w:numId w:val="3"/>
         </w:numPr>
       </w:pPr>
       <w:r>
@@ -159,14 +203,22 @@
       </w:r>
       <w:r>
         <w:br/>
-        <w:t>Individuelle køb vises ikke. I stedet indeholder datasættet antallet af transaktioner per kombination af (rank, itemId, anonymiseret dag).</w:t>
+        <w:t xml:space="preserve">Individuelle køb vises ikke. I stedet indeholder datasættet antallet af transaktioner per kombination af (rank, </w:t>
+      </w:r>
+      <w:proofErr w:type="spellStart"/>
+      <w:r>
+        <w:t>itemId</w:t>
+      </w:r>
+      <w:proofErr w:type="spellEnd"/>
+      <w:r>
+        <w:t>, logisk dag).</w:t>
       </w:r>
     </w:p>
     <w:p>
       <w:pPr>
         <w:numPr>
           <w:ilvl w:val="0"/>
-          <w:numId w:val="2"/>
+          <w:numId w:val="3"/>
         </w:numPr>
       </w:pPr>
       <w:r>
@@ -174,19 +226,52 @@
           <w:b/>
           <w:bCs/>
         </w:rPr>
-        <w:t>Maskering af ekskluderede ranks</w:t>
-      </w:r>
+        <w:t xml:space="preserve">Maskering af ekskluderede </w:t>
+      </w:r>
+      <w:proofErr w:type="spellStart"/>
+      <w:r>
+        <w:rPr>
+          <w:b/>
+          <w:bCs/>
+        </w:rPr>
+        <w:t>ranks</w:t>
+      </w:r>
+      <w:proofErr w:type="spellEnd"/>
       <w:r>
         <w:br/>
-        <w:t>Ranks med færre end 10 brugere maskeres i oversigtstabellen som '[EKSKLUDERET]' for at undgå, at navne eller unikke betegnelser afsløres.</w:t>
+      </w:r>
+      <w:proofErr w:type="spellStart"/>
+      <w:r>
+        <w:t>Ranks</w:t>
+      </w:r>
+      <w:proofErr w:type="spellEnd"/>
+      <w:r>
+        <w:t xml:space="preserve"> med færre end 10 brugere maskeres i oversigtstabellen som '[EKSKLUDERET]' for at undgå, at navne eller unikke betegnelser afsløres.</w:t>
       </w:r>
     </w:p>
     <w:p>
-      <w:r>
-        <w:pict w14:anchorId="1FF23940">
-          <v:rect id="_x0000_i1025" style="width:0;height:1.5pt" o:hralign="center" o:hrstd="t" o:hr="t" fillcolor="#a0a0a0" stroked="f"/>
+      <w:pPr>
+        <w:spacing w:after="0"/>
+        <w:jc w:val="center"/>
+      </w:pPr>
+      <w:r>
+        <w:pict w14:anchorId="4655269B">
+          <v:rect id="_x0000_i1025" style="width:498.6pt;height:1.2pt" o:hralign="center" o:hrstd="t" o:hr="t" fillcolor="#a0a0a0" stroked="f"/>
         </w:pict>
       </w:r>
+    </w:p>
+    <w:p>
+      <w:pPr>
+        <w:spacing w:after="0"/>
+      </w:pPr>
+      <w:r>
+        <w:t>Her vises de eksporterede data. Navne passer ikke nødvendigvis perfekt, men alt eksporteret kan udledes direkte fra disse:</w:t>
+      </w:r>
+    </w:p>
+    <w:p>
+      <w:pPr>
+        <w:spacing w:after="0"/>
+      </w:pPr>
     </w:p>
     <w:p>
       <w:r>
@@ -197,17 +282,11 @@
       <w:tblPr>
         <w:tblW w:w="0" w:type="auto"/>
         <w:tblCellSpacing w:w="15" w:type="dxa"/>
-        <w:tblCellMar>
-          <w:top w:w="15" w:type="dxa"/>
-          <w:left w:w="15" w:type="dxa"/>
-          <w:bottom w:w="15" w:type="dxa"/>
-          <w:right w:w="15" w:type="dxa"/>
-        </w:tblCellMar>
         <w:tblLook w:val="04A0" w:firstRow="1" w:lastRow="0" w:firstColumn="1" w:lastColumn="0" w:noHBand="0" w:noVBand="1"/>
       </w:tblPr>
       <w:tblGrid>
         <w:gridCol w:w="796"/>
-        <w:gridCol w:w="4767"/>
+        <w:gridCol w:w="4419"/>
       </w:tblGrid>
       <w:tr>
         <w:trPr>
@@ -217,6 +296,12 @@
         <w:tc>
           <w:tcPr>
             <w:tcW w:w="0" w:type="auto"/>
+            <w:tcMar>
+              <w:top w:w="15" w:type="dxa"/>
+              <w:left w:w="15" w:type="dxa"/>
+              <w:bottom w:w="15" w:type="dxa"/>
+              <w:right w:w="15" w:type="dxa"/>
+            </w:tcMar>
             <w:vAlign w:val="center"/>
             <w:hideMark/>
           </w:tcPr>
@@ -225,7 +310,7 @@
               <w:spacing w:after="0" w:line="240" w:lineRule="auto"/>
               <w:jc w:val="center"/>
               <w:rPr>
-                <w:rFonts w:ascii="Times New Roman" w:eastAsia="Times New Roman" w:hAnsi="Times New Roman" w:cs="Times New Roman"/>
+                <w:rFonts w:ascii="Times New Roman" w:eastAsia="Times New Roman" w:hAnsi="Times New Roman"/>
                 <w:b/>
                 <w:bCs/>
                 <w:kern w:val="0"/>
@@ -237,7 +322,7 @@
             </w:pPr>
             <w:r>
               <w:rPr>
-                <w:rFonts w:ascii="Times New Roman" w:eastAsia="Times New Roman" w:hAnsi="Times New Roman" w:cs="Times New Roman"/>
+                <w:rFonts w:ascii="Times New Roman" w:eastAsia="Times New Roman" w:hAnsi="Times New Roman"/>
                 <w:b/>
                 <w:bCs/>
                 <w:kern w:val="0"/>
@@ -253,6 +338,12 @@
         <w:tc>
           <w:tcPr>
             <w:tcW w:w="0" w:type="auto"/>
+            <w:tcMar>
+              <w:top w:w="15" w:type="dxa"/>
+              <w:left w:w="15" w:type="dxa"/>
+              <w:bottom w:w="15" w:type="dxa"/>
+              <w:right w:w="15" w:type="dxa"/>
+            </w:tcMar>
             <w:vAlign w:val="center"/>
             <w:hideMark/>
           </w:tcPr>
@@ -261,7 +352,7 @@
               <w:spacing w:after="0" w:line="240" w:lineRule="auto"/>
               <w:jc w:val="center"/>
               <w:rPr>
-                <w:rFonts w:ascii="Times New Roman" w:eastAsia="Times New Roman" w:hAnsi="Times New Roman" w:cs="Times New Roman"/>
+                <w:rFonts w:ascii="Times New Roman" w:eastAsia="Times New Roman" w:hAnsi="Times New Roman"/>
                 <w:b/>
                 <w:bCs/>
                 <w:kern w:val="0"/>
@@ -273,7 +364,7 @@
             </w:pPr>
             <w:r>
               <w:rPr>
-                <w:rFonts w:ascii="Times New Roman" w:eastAsia="Times New Roman" w:hAnsi="Times New Roman" w:cs="Times New Roman"/>
+                <w:rFonts w:ascii="Times New Roman" w:eastAsia="Times New Roman" w:hAnsi="Times New Roman"/>
                 <w:b/>
                 <w:bCs/>
                 <w:kern w:val="0"/>
@@ -294,6 +385,12 @@
         <w:tc>
           <w:tcPr>
             <w:tcW w:w="0" w:type="auto"/>
+            <w:tcMar>
+              <w:top w:w="15" w:type="dxa"/>
+              <w:left w:w="15" w:type="dxa"/>
+              <w:bottom w:w="15" w:type="dxa"/>
+              <w:right w:w="15" w:type="dxa"/>
+            </w:tcMar>
             <w:vAlign w:val="center"/>
             <w:hideMark/>
           </w:tcPr>
@@ -301,7 +398,7 @@
             <w:pPr>
               <w:spacing w:after="0" w:line="240" w:lineRule="auto"/>
               <w:rPr>
-                <w:rFonts w:ascii="Times New Roman" w:eastAsia="Times New Roman" w:hAnsi="Times New Roman" w:cs="Times New Roman"/>
+                <w:rFonts w:ascii="Times New Roman" w:eastAsia="Times New Roman" w:hAnsi="Times New Roman"/>
                 <w:kern w:val="0"/>
                 <w:sz w:val="24"/>
                 <w:szCs w:val="24"/>
@@ -325,6 +422,12 @@
         <w:tc>
           <w:tcPr>
             <w:tcW w:w="0" w:type="auto"/>
+            <w:tcMar>
+              <w:top w:w="15" w:type="dxa"/>
+              <w:left w:w="15" w:type="dxa"/>
+              <w:bottom w:w="15" w:type="dxa"/>
+              <w:right w:w="15" w:type="dxa"/>
+            </w:tcMar>
             <w:vAlign w:val="center"/>
             <w:hideMark/>
           </w:tcPr>
@@ -332,7 +435,7 @@
             <w:pPr>
               <w:spacing w:after="0" w:line="240" w:lineRule="auto"/>
               <w:rPr>
-                <w:rFonts w:ascii="Times New Roman" w:eastAsia="Times New Roman" w:hAnsi="Times New Roman" w:cs="Times New Roman"/>
+                <w:rFonts w:ascii="Times New Roman" w:eastAsia="Times New Roman" w:hAnsi="Times New Roman"/>
                 <w:kern w:val="0"/>
                 <w:sz w:val="24"/>
                 <w:szCs w:val="24"/>
@@ -342,14 +445,38 @@
             </w:pPr>
             <w:r>
               <w:rPr>
-                <w:rFonts w:ascii="Times New Roman" w:eastAsia="Times New Roman" w:hAnsi="Times New Roman" w:cs="Times New Roman"/>
-                <w:kern w:val="0"/>
-                <w:sz w:val="24"/>
-                <w:szCs w:val="24"/>
-                <w:lang w:eastAsia="da-DK"/>
-                <w14:ligatures w14:val="none"/>
-              </w:rPr>
-              <w:t>Brugernes rolle (kun ranks med ≥10 brugere)</w:t>
+                <w:rFonts w:ascii="Times New Roman" w:eastAsia="Times New Roman" w:hAnsi="Times New Roman"/>
+                <w:kern w:val="0"/>
+                <w:sz w:val="24"/>
+                <w:szCs w:val="24"/>
+                <w:lang w:eastAsia="da-DK"/>
+                <w14:ligatures w14:val="none"/>
+              </w:rPr>
+              <w:t xml:space="preserve">Brugernes rolle (kun </w:t>
+            </w:r>
+            <w:proofErr w:type="spellStart"/>
+            <w:r>
+              <w:rPr>
+                <w:rFonts w:ascii="Times New Roman" w:eastAsia="Times New Roman" w:hAnsi="Times New Roman"/>
+                <w:kern w:val="0"/>
+                <w:sz w:val="24"/>
+                <w:szCs w:val="24"/>
+                <w:lang w:eastAsia="da-DK"/>
+                <w14:ligatures w14:val="none"/>
+              </w:rPr>
+              <w:t>ranks</w:t>
+            </w:r>
+            <w:proofErr w:type="spellEnd"/>
+            <w:r>
+              <w:rPr>
+                <w:rFonts w:ascii="Times New Roman" w:eastAsia="Times New Roman" w:hAnsi="Times New Roman"/>
+                <w:kern w:val="0"/>
+                <w:sz w:val="24"/>
+                <w:szCs w:val="24"/>
+                <w:lang w:eastAsia="da-DK"/>
+                <w14:ligatures w14:val="none"/>
+              </w:rPr>
+              <w:t xml:space="preserve"> med ≥10 brugere)</w:t>
             </w:r>
           </w:p>
         </w:tc>
@@ -361,6 +488,12 @@
         <w:tc>
           <w:tcPr>
             <w:tcW w:w="0" w:type="auto"/>
+            <w:tcMar>
+              <w:top w:w="15" w:type="dxa"/>
+              <w:left w:w="15" w:type="dxa"/>
+              <w:bottom w:w="15" w:type="dxa"/>
+              <w:right w:w="15" w:type="dxa"/>
+            </w:tcMar>
             <w:vAlign w:val="center"/>
             <w:hideMark/>
           </w:tcPr>
@@ -368,7 +501,7 @@
             <w:pPr>
               <w:spacing w:after="0" w:line="240" w:lineRule="auto"/>
               <w:rPr>
-                <w:rFonts w:ascii="Times New Roman" w:eastAsia="Times New Roman" w:hAnsi="Times New Roman" w:cs="Times New Roman"/>
+                <w:rFonts w:ascii="Times New Roman" w:eastAsia="Times New Roman" w:hAnsi="Times New Roman"/>
                 <w:kern w:val="0"/>
                 <w:sz w:val="24"/>
                 <w:szCs w:val="24"/>
@@ -376,6 +509,7 @@
                 <w14:ligatures w14:val="none"/>
               </w:rPr>
             </w:pPr>
+            <w:proofErr w:type="spellStart"/>
             <w:r>
               <w:rPr>
                 <w:rFonts w:ascii="Courier New" w:eastAsia="Times New Roman" w:hAnsi="Courier New" w:cs="Courier New"/>
@@ -387,11 +521,18 @@
               </w:rPr>
               <w:t>itemId</w:t>
             </w:r>
+            <w:proofErr w:type="spellEnd"/>
           </w:p>
         </w:tc>
         <w:tc>
           <w:tcPr>
             <w:tcW w:w="0" w:type="auto"/>
+            <w:tcMar>
+              <w:top w:w="15" w:type="dxa"/>
+              <w:left w:w="15" w:type="dxa"/>
+              <w:bottom w:w="15" w:type="dxa"/>
+              <w:right w:w="15" w:type="dxa"/>
+            </w:tcMar>
             <w:vAlign w:val="center"/>
             <w:hideMark/>
           </w:tcPr>
@@ -399,7 +540,7 @@
             <w:pPr>
               <w:spacing w:after="0" w:line="240" w:lineRule="auto"/>
               <w:rPr>
-                <w:rFonts w:ascii="Times New Roman" w:eastAsia="Times New Roman" w:hAnsi="Times New Roman" w:cs="Times New Roman"/>
+                <w:rFonts w:ascii="Times New Roman" w:eastAsia="Times New Roman" w:hAnsi="Times New Roman"/>
                 <w:kern w:val="0"/>
                 <w:sz w:val="24"/>
                 <w:szCs w:val="24"/>
@@ -409,7 +550,7 @@
             </w:pPr>
             <w:r>
               <w:rPr>
-                <w:rFonts w:ascii="Times New Roman" w:eastAsia="Times New Roman" w:hAnsi="Times New Roman" w:cs="Times New Roman"/>
+                <w:rFonts w:ascii="Times New Roman" w:eastAsia="Times New Roman" w:hAnsi="Times New Roman"/>
                 <w:kern w:val="0"/>
                 <w:sz w:val="24"/>
                 <w:szCs w:val="24"/>
@@ -431,7 +572,7 @@
             </w:r>
             <w:r>
               <w:rPr>
-                <w:rFonts w:ascii="Times New Roman" w:eastAsia="Times New Roman" w:hAnsi="Times New Roman" w:cs="Times New Roman"/>
+                <w:rFonts w:ascii="Times New Roman" w:eastAsia="Times New Roman" w:hAnsi="Times New Roman"/>
                 <w:kern w:val="0"/>
                 <w:sz w:val="24"/>
                 <w:szCs w:val="24"/>
@@ -450,6 +591,12 @@
         <w:tc>
           <w:tcPr>
             <w:tcW w:w="0" w:type="auto"/>
+            <w:tcMar>
+              <w:top w:w="15" w:type="dxa"/>
+              <w:left w:w="15" w:type="dxa"/>
+              <w:bottom w:w="15" w:type="dxa"/>
+              <w:right w:w="15" w:type="dxa"/>
+            </w:tcMar>
             <w:vAlign w:val="center"/>
             <w:hideMark/>
           </w:tcPr>
@@ -457,7 +604,7 @@
             <w:pPr>
               <w:spacing w:after="0" w:line="240" w:lineRule="auto"/>
               <w:rPr>
-                <w:rFonts w:ascii="Times New Roman" w:eastAsia="Times New Roman" w:hAnsi="Times New Roman" w:cs="Times New Roman"/>
+                <w:rFonts w:ascii="Times New Roman" w:eastAsia="Times New Roman" w:hAnsi="Times New Roman"/>
                 <w:kern w:val="0"/>
                 <w:sz w:val="24"/>
                 <w:szCs w:val="24"/>
@@ -465,6 +612,7 @@
                 <w14:ligatures w14:val="none"/>
               </w:rPr>
             </w:pPr>
+            <w:proofErr w:type="spellStart"/>
             <w:r>
               <w:rPr>
                 <w:rFonts w:ascii="Courier New" w:eastAsia="Times New Roman" w:hAnsi="Courier New" w:cs="Courier New"/>
@@ -476,11 +624,18 @@
               </w:rPr>
               <w:t>day</w:t>
             </w:r>
+            <w:proofErr w:type="spellEnd"/>
           </w:p>
         </w:tc>
         <w:tc>
           <w:tcPr>
             <w:tcW w:w="0" w:type="auto"/>
+            <w:tcMar>
+              <w:top w:w="15" w:type="dxa"/>
+              <w:left w:w="15" w:type="dxa"/>
+              <w:bottom w:w="15" w:type="dxa"/>
+              <w:right w:w="15" w:type="dxa"/>
+            </w:tcMar>
             <w:vAlign w:val="center"/>
             <w:hideMark/>
           </w:tcPr>
@@ -488,7 +643,7 @@
             <w:pPr>
               <w:spacing w:after="0" w:line="240" w:lineRule="auto"/>
               <w:rPr>
-                <w:rFonts w:ascii="Times New Roman" w:eastAsia="Times New Roman" w:hAnsi="Times New Roman" w:cs="Times New Roman"/>
+                <w:rFonts w:ascii="Times New Roman" w:eastAsia="Times New Roman" w:hAnsi="Times New Roman"/>
                 <w:kern w:val="0"/>
                 <w:sz w:val="24"/>
                 <w:szCs w:val="24"/>
@@ -498,14 +653,14 @@
             </w:pPr>
             <w:r>
               <w:rPr>
-                <w:rFonts w:ascii="Times New Roman" w:eastAsia="Times New Roman" w:hAnsi="Times New Roman" w:cs="Times New Roman"/>
-                <w:kern w:val="0"/>
-                <w:sz w:val="24"/>
-                <w:szCs w:val="24"/>
-                <w:lang w:eastAsia="da-DK"/>
-                <w14:ligatures w14:val="none"/>
-              </w:rPr>
-              <w:t>Anonymiseret dag (baseret på aktivitetsperioder)</w:t>
+                <w:rFonts w:ascii="Times New Roman" w:eastAsia="Times New Roman" w:hAnsi="Times New Roman"/>
+                <w:kern w:val="0"/>
+                <w:sz w:val="24"/>
+                <w:szCs w:val="24"/>
+                <w:lang w:eastAsia="da-DK"/>
+                <w14:ligatures w14:val="none"/>
+              </w:rPr>
+              <w:t>Logisk dags datos</w:t>
             </w:r>
           </w:p>
         </w:tc>
@@ -517,6 +672,12 @@
         <w:tc>
           <w:tcPr>
             <w:tcW w:w="0" w:type="auto"/>
+            <w:tcMar>
+              <w:top w:w="15" w:type="dxa"/>
+              <w:left w:w="15" w:type="dxa"/>
+              <w:bottom w:w="15" w:type="dxa"/>
+              <w:right w:w="15" w:type="dxa"/>
+            </w:tcMar>
             <w:vAlign w:val="center"/>
             <w:hideMark/>
           </w:tcPr>
@@ -524,7 +685,7 @@
             <w:pPr>
               <w:spacing w:after="0" w:line="240" w:lineRule="auto"/>
               <w:rPr>
-                <w:rFonts w:ascii="Times New Roman" w:eastAsia="Times New Roman" w:hAnsi="Times New Roman" w:cs="Times New Roman"/>
+                <w:rFonts w:ascii="Times New Roman" w:eastAsia="Times New Roman" w:hAnsi="Times New Roman"/>
                 <w:kern w:val="0"/>
                 <w:sz w:val="24"/>
                 <w:szCs w:val="24"/>
@@ -532,6 +693,7 @@
                 <w14:ligatures w14:val="none"/>
               </w:rPr>
             </w:pPr>
+            <w:proofErr w:type="spellStart"/>
             <w:r>
               <w:rPr>
                 <w:rFonts w:ascii="Courier New" w:eastAsia="Times New Roman" w:hAnsi="Courier New" w:cs="Courier New"/>
@@ -543,11 +705,18 @@
               </w:rPr>
               <w:t>count</w:t>
             </w:r>
+            <w:proofErr w:type="spellEnd"/>
           </w:p>
         </w:tc>
         <w:tc>
           <w:tcPr>
             <w:tcW w:w="0" w:type="auto"/>
+            <w:tcMar>
+              <w:top w:w="15" w:type="dxa"/>
+              <w:left w:w="15" w:type="dxa"/>
+              <w:bottom w:w="15" w:type="dxa"/>
+              <w:right w:w="15" w:type="dxa"/>
+            </w:tcMar>
             <w:vAlign w:val="center"/>
             <w:hideMark/>
           </w:tcPr>
@@ -555,7 +724,7 @@
             <w:pPr>
               <w:spacing w:after="0" w:line="240" w:lineRule="auto"/>
               <w:rPr>
-                <w:rFonts w:ascii="Times New Roman" w:eastAsia="Times New Roman" w:hAnsi="Times New Roman" w:cs="Times New Roman"/>
+                <w:rFonts w:ascii="Times New Roman" w:eastAsia="Times New Roman" w:hAnsi="Times New Roman"/>
                 <w:kern w:val="0"/>
                 <w:sz w:val="24"/>
                 <w:szCs w:val="24"/>
@@ -565,7 +734,7 @@
             </w:pPr>
             <w:r>
               <w:rPr>
-                <w:rFonts w:ascii="Times New Roman" w:eastAsia="Times New Roman" w:hAnsi="Times New Roman" w:cs="Times New Roman"/>
+                <w:rFonts w:ascii="Times New Roman" w:eastAsia="Times New Roman" w:hAnsi="Times New Roman"/>
                 <w:kern w:val="0"/>
                 <w:sz w:val="24"/>
                 <w:szCs w:val="24"/>
@@ -580,20 +749,19 @@
     </w:tbl>
     <w:p/>
     <w:p>
-      <w:r>
-        <w:t>Ranks:</w:t>
+      <w:proofErr w:type="spellStart"/>
+      <w:r>
+        <w:t>Ranks</w:t>
+      </w:r>
+      <w:proofErr w:type="spellEnd"/>
+      <w:r>
+        <w:t>:</w:t>
       </w:r>
     </w:p>
     <w:tbl>
       <w:tblPr>
         <w:tblW w:w="0" w:type="auto"/>
         <w:tblCellSpacing w:w="15" w:type="dxa"/>
-        <w:tblCellMar>
-          <w:top w:w="15" w:type="dxa"/>
-          <w:left w:w="15" w:type="dxa"/>
-          <w:bottom w:w="15" w:type="dxa"/>
-          <w:right w:w="15" w:type="dxa"/>
-        </w:tblCellMar>
         <w:tblLook w:val="04A0" w:firstRow="1" w:lastRow="0" w:firstColumn="1" w:lastColumn="0" w:noHBand="0" w:noVBand="1"/>
       </w:tblPr>
       <w:tblGrid>
@@ -608,6 +776,12 @@
         <w:tc>
           <w:tcPr>
             <w:tcW w:w="0" w:type="auto"/>
+            <w:tcMar>
+              <w:top w:w="15" w:type="dxa"/>
+              <w:left w:w="15" w:type="dxa"/>
+              <w:bottom w:w="15" w:type="dxa"/>
+              <w:right w:w="15" w:type="dxa"/>
+            </w:tcMar>
             <w:vAlign w:val="center"/>
             <w:hideMark/>
           </w:tcPr>
@@ -616,7 +790,7 @@
               <w:spacing w:after="0" w:line="240" w:lineRule="auto"/>
               <w:jc w:val="center"/>
               <w:rPr>
-                <w:rFonts w:ascii="Times New Roman" w:eastAsia="Times New Roman" w:hAnsi="Times New Roman" w:cs="Times New Roman"/>
+                <w:rFonts w:ascii="Times New Roman" w:eastAsia="Times New Roman" w:hAnsi="Times New Roman"/>
                 <w:b/>
                 <w:bCs/>
                 <w:kern w:val="0"/>
@@ -628,7 +802,7 @@
             </w:pPr>
             <w:r>
               <w:rPr>
-                <w:rFonts w:ascii="Times New Roman" w:eastAsia="Times New Roman" w:hAnsi="Times New Roman" w:cs="Times New Roman"/>
+                <w:rFonts w:ascii="Times New Roman" w:eastAsia="Times New Roman" w:hAnsi="Times New Roman"/>
                 <w:b/>
                 <w:bCs/>
                 <w:kern w:val="0"/>
@@ -644,6 +818,12 @@
         <w:tc>
           <w:tcPr>
             <w:tcW w:w="0" w:type="auto"/>
+            <w:tcMar>
+              <w:top w:w="15" w:type="dxa"/>
+              <w:left w:w="15" w:type="dxa"/>
+              <w:bottom w:w="15" w:type="dxa"/>
+              <w:right w:w="15" w:type="dxa"/>
+            </w:tcMar>
             <w:vAlign w:val="center"/>
             <w:hideMark/>
           </w:tcPr>
@@ -652,7 +832,7 @@
               <w:spacing w:after="0" w:line="240" w:lineRule="auto"/>
               <w:jc w:val="center"/>
               <w:rPr>
-                <w:rFonts w:ascii="Times New Roman" w:eastAsia="Times New Roman" w:hAnsi="Times New Roman" w:cs="Times New Roman"/>
+                <w:rFonts w:ascii="Times New Roman" w:eastAsia="Times New Roman" w:hAnsi="Times New Roman"/>
                 <w:b/>
                 <w:bCs/>
                 <w:kern w:val="0"/>
@@ -664,7 +844,7 @@
             </w:pPr>
             <w:r>
               <w:rPr>
-                <w:rFonts w:ascii="Times New Roman" w:eastAsia="Times New Roman" w:hAnsi="Times New Roman" w:cs="Times New Roman"/>
+                <w:rFonts w:ascii="Times New Roman" w:eastAsia="Times New Roman" w:hAnsi="Times New Roman"/>
                 <w:b/>
                 <w:bCs/>
                 <w:kern w:val="0"/>
@@ -685,6 +865,12 @@
         <w:tc>
           <w:tcPr>
             <w:tcW w:w="0" w:type="auto"/>
+            <w:tcMar>
+              <w:top w:w="15" w:type="dxa"/>
+              <w:left w:w="15" w:type="dxa"/>
+              <w:bottom w:w="15" w:type="dxa"/>
+              <w:right w:w="15" w:type="dxa"/>
+            </w:tcMar>
             <w:vAlign w:val="center"/>
             <w:hideMark/>
           </w:tcPr>
@@ -692,7 +878,7 @@
             <w:pPr>
               <w:spacing w:after="0" w:line="240" w:lineRule="auto"/>
               <w:rPr>
-                <w:rFonts w:ascii="Times New Roman" w:eastAsia="Times New Roman" w:hAnsi="Times New Roman" w:cs="Times New Roman"/>
+                <w:rFonts w:ascii="Times New Roman" w:eastAsia="Times New Roman" w:hAnsi="Times New Roman"/>
                 <w:kern w:val="0"/>
                 <w:sz w:val="24"/>
                 <w:szCs w:val="24"/>
@@ -716,6 +902,12 @@
         <w:tc>
           <w:tcPr>
             <w:tcW w:w="0" w:type="auto"/>
+            <w:tcMar>
+              <w:top w:w="15" w:type="dxa"/>
+              <w:left w:w="15" w:type="dxa"/>
+              <w:bottom w:w="15" w:type="dxa"/>
+              <w:right w:w="15" w:type="dxa"/>
+            </w:tcMar>
             <w:vAlign w:val="center"/>
             <w:hideMark/>
           </w:tcPr>
@@ -723,7 +915,7 @@
             <w:pPr>
               <w:spacing w:after="0" w:line="240" w:lineRule="auto"/>
               <w:rPr>
-                <w:rFonts w:ascii="Times New Roman" w:eastAsia="Times New Roman" w:hAnsi="Times New Roman" w:cs="Times New Roman"/>
+                <w:rFonts w:ascii="Times New Roman" w:eastAsia="Times New Roman" w:hAnsi="Times New Roman"/>
                 <w:kern w:val="0"/>
                 <w:sz w:val="24"/>
                 <w:szCs w:val="24"/>
@@ -733,7 +925,7 @@
             </w:pPr>
             <w:r>
               <w:rPr>
-                <w:rFonts w:ascii="Times New Roman" w:eastAsia="Times New Roman" w:hAnsi="Times New Roman" w:cs="Times New Roman"/>
+                <w:rFonts w:ascii="Times New Roman" w:eastAsia="Times New Roman" w:hAnsi="Times New Roman"/>
                 <w:kern w:val="0"/>
                 <w:sz w:val="24"/>
                 <w:szCs w:val="24"/>
@@ -755,14 +947,38 @@
             </w:r>
             <w:r>
               <w:rPr>
-                <w:rFonts w:ascii="Times New Roman" w:eastAsia="Times New Roman" w:hAnsi="Times New Roman" w:cs="Times New Roman"/>
-                <w:kern w:val="0"/>
-                <w:sz w:val="24"/>
-                <w:szCs w:val="24"/>
-                <w:lang w:eastAsia="da-DK"/>
-                <w14:ligatures w14:val="none"/>
-              </w:rPr>
-              <w:t xml:space="preserve"> hvis user_count &lt; 10</w:t>
+                <w:rFonts w:ascii="Times New Roman" w:eastAsia="Times New Roman" w:hAnsi="Times New Roman"/>
+                <w:kern w:val="0"/>
+                <w:sz w:val="24"/>
+                <w:szCs w:val="24"/>
+                <w:lang w:eastAsia="da-DK"/>
+                <w14:ligatures w14:val="none"/>
+              </w:rPr>
+              <w:t xml:space="preserve"> hvis </w:t>
+            </w:r>
+            <w:proofErr w:type="spellStart"/>
+            <w:r>
+              <w:rPr>
+                <w:rFonts w:ascii="Times New Roman" w:eastAsia="Times New Roman" w:hAnsi="Times New Roman"/>
+                <w:kern w:val="0"/>
+                <w:sz w:val="24"/>
+                <w:szCs w:val="24"/>
+                <w:lang w:eastAsia="da-DK"/>
+                <w14:ligatures w14:val="none"/>
+              </w:rPr>
+              <w:t>user_count</w:t>
+            </w:r>
+            <w:proofErr w:type="spellEnd"/>
+            <w:r>
+              <w:rPr>
+                <w:rFonts w:ascii="Times New Roman" w:eastAsia="Times New Roman" w:hAnsi="Times New Roman"/>
+                <w:kern w:val="0"/>
+                <w:sz w:val="24"/>
+                <w:szCs w:val="24"/>
+                <w:lang w:eastAsia="da-DK"/>
+                <w14:ligatures w14:val="none"/>
+              </w:rPr>
+              <w:t xml:space="preserve"> &lt; 10</w:t>
             </w:r>
           </w:p>
         </w:tc>
@@ -774,6 +990,12 @@
         <w:tc>
           <w:tcPr>
             <w:tcW w:w="0" w:type="auto"/>
+            <w:tcMar>
+              <w:top w:w="15" w:type="dxa"/>
+              <w:left w:w="15" w:type="dxa"/>
+              <w:bottom w:w="15" w:type="dxa"/>
+              <w:right w:w="15" w:type="dxa"/>
+            </w:tcMar>
             <w:vAlign w:val="center"/>
             <w:hideMark/>
           </w:tcPr>
@@ -781,7 +1003,7 @@
             <w:pPr>
               <w:spacing w:after="0" w:line="240" w:lineRule="auto"/>
               <w:rPr>
-                <w:rFonts w:ascii="Times New Roman" w:eastAsia="Times New Roman" w:hAnsi="Times New Roman" w:cs="Times New Roman"/>
+                <w:rFonts w:ascii="Times New Roman" w:eastAsia="Times New Roman" w:hAnsi="Times New Roman"/>
                 <w:kern w:val="0"/>
                 <w:sz w:val="24"/>
                 <w:szCs w:val="24"/>
@@ -789,6 +1011,7 @@
                 <w14:ligatures w14:val="none"/>
               </w:rPr>
             </w:pPr>
+            <w:proofErr w:type="spellStart"/>
             <w:r>
               <w:rPr>
                 <w:rFonts w:ascii="Courier New" w:eastAsia="Times New Roman" w:hAnsi="Courier New" w:cs="Courier New"/>
@@ -800,11 +1023,18 @@
               </w:rPr>
               <w:t>user_count</w:t>
             </w:r>
+            <w:proofErr w:type="spellEnd"/>
           </w:p>
         </w:tc>
         <w:tc>
           <w:tcPr>
             <w:tcW w:w="0" w:type="auto"/>
+            <w:tcMar>
+              <w:top w:w="15" w:type="dxa"/>
+              <w:left w:w="15" w:type="dxa"/>
+              <w:bottom w:w="15" w:type="dxa"/>
+              <w:right w:w="15" w:type="dxa"/>
+            </w:tcMar>
             <w:vAlign w:val="center"/>
             <w:hideMark/>
           </w:tcPr>
@@ -812,7 +1042,7 @@
             <w:pPr>
               <w:spacing w:after="0" w:line="240" w:lineRule="auto"/>
               <w:rPr>
-                <w:rFonts w:ascii="Times New Roman" w:eastAsia="Times New Roman" w:hAnsi="Times New Roman" w:cs="Times New Roman"/>
+                <w:rFonts w:ascii="Times New Roman" w:eastAsia="Times New Roman" w:hAnsi="Times New Roman"/>
                 <w:kern w:val="0"/>
                 <w:sz w:val="24"/>
                 <w:szCs w:val="24"/>
@@ -822,7 +1052,7 @@
             </w:pPr>
             <w:r>
               <w:rPr>
-                <w:rFonts w:ascii="Times New Roman" w:eastAsia="Times New Roman" w:hAnsi="Times New Roman" w:cs="Times New Roman"/>
+                <w:rFonts w:ascii="Times New Roman" w:eastAsia="Times New Roman" w:hAnsi="Times New Roman"/>
                 <w:kern w:val="0"/>
                 <w:sz w:val="24"/>
                 <w:szCs w:val="24"/>
@@ -841,6 +1071,12 @@
         <w:tc>
           <w:tcPr>
             <w:tcW w:w="0" w:type="auto"/>
+            <w:tcMar>
+              <w:top w:w="15" w:type="dxa"/>
+              <w:left w:w="15" w:type="dxa"/>
+              <w:bottom w:w="15" w:type="dxa"/>
+              <w:right w:w="15" w:type="dxa"/>
+            </w:tcMar>
             <w:vAlign w:val="center"/>
             <w:hideMark/>
           </w:tcPr>
@@ -848,7 +1084,7 @@
             <w:pPr>
               <w:spacing w:after="0" w:line="240" w:lineRule="auto"/>
               <w:rPr>
-                <w:rFonts w:ascii="Times New Roman" w:eastAsia="Times New Roman" w:hAnsi="Times New Roman" w:cs="Times New Roman"/>
+                <w:rFonts w:ascii="Times New Roman" w:eastAsia="Times New Roman" w:hAnsi="Times New Roman"/>
                 <w:kern w:val="0"/>
                 <w:sz w:val="24"/>
                 <w:szCs w:val="24"/>
@@ -856,6 +1092,7 @@
                 <w14:ligatures w14:val="none"/>
               </w:rPr>
             </w:pPr>
+            <w:proofErr w:type="spellStart"/>
             <w:r>
               <w:rPr>
                 <w:rFonts w:ascii="Courier New" w:eastAsia="Times New Roman" w:hAnsi="Courier New" w:cs="Courier New"/>
@@ -867,11 +1104,18 @@
               </w:rPr>
               <w:t>is_included</w:t>
             </w:r>
+            <w:proofErr w:type="spellEnd"/>
           </w:p>
         </w:tc>
         <w:tc>
           <w:tcPr>
             <w:tcW w:w="0" w:type="auto"/>
+            <w:tcMar>
+              <w:top w:w="15" w:type="dxa"/>
+              <w:left w:w="15" w:type="dxa"/>
+              <w:bottom w:w="15" w:type="dxa"/>
+              <w:right w:w="15" w:type="dxa"/>
+            </w:tcMar>
             <w:vAlign w:val="center"/>
             <w:hideMark/>
           </w:tcPr>
@@ -879,7 +1123,7 @@
             <w:pPr>
               <w:spacing w:after="0" w:line="240" w:lineRule="auto"/>
               <w:rPr>
-                <w:rFonts w:ascii="Times New Roman" w:eastAsia="Times New Roman" w:hAnsi="Times New Roman" w:cs="Times New Roman"/>
+                <w:rFonts w:ascii="Times New Roman" w:eastAsia="Times New Roman" w:hAnsi="Times New Roman"/>
                 <w:kern w:val="0"/>
                 <w:sz w:val="24"/>
                 <w:szCs w:val="24"/>
@@ -900,7 +1144,7 @@
             </w:r>
             <w:r>
               <w:rPr>
-                <w:rFonts w:ascii="Times New Roman" w:eastAsia="Times New Roman" w:hAnsi="Times New Roman" w:cs="Times New Roman"/>
+                <w:rFonts w:ascii="Times New Roman" w:eastAsia="Times New Roman" w:hAnsi="Times New Roman"/>
                 <w:kern w:val="0"/>
                 <w:sz w:val="24"/>
                 <w:szCs w:val="24"/>
@@ -922,7 +1166,7 @@
             </w:r>
             <w:r>
               <w:rPr>
-                <w:rFonts w:ascii="Times New Roman" w:eastAsia="Times New Roman" w:hAnsi="Times New Roman" w:cs="Times New Roman"/>
+                <w:rFonts w:ascii="Times New Roman" w:eastAsia="Times New Roman" w:hAnsi="Times New Roman"/>
                 <w:kern w:val="0"/>
                 <w:sz w:val="24"/>
                 <w:szCs w:val="24"/>
@@ -938,7 +1182,6 @@
     <w:p/>
     <w:p>
       <w:r>
-        <w:lastRenderedPageBreak/>
         <w:t>Items:</w:t>
       </w:r>
       <w:r>
@@ -949,12 +1192,6 @@
       <w:tblPr>
         <w:tblW w:w="0" w:type="auto"/>
         <w:tblCellSpacing w:w="15" w:type="dxa"/>
-        <w:tblCellMar>
-          <w:top w:w="15" w:type="dxa"/>
-          <w:left w:w="15" w:type="dxa"/>
-          <w:bottom w:w="15" w:type="dxa"/>
-          <w:right w:w="15" w:type="dxa"/>
-        </w:tblCellMar>
         <w:tblLook w:val="04A0" w:firstRow="1" w:lastRow="0" w:firstColumn="1" w:lastColumn="0" w:noHBand="0" w:noVBand="1"/>
       </w:tblPr>
       <w:tblGrid>
@@ -969,6 +1206,12 @@
         <w:tc>
           <w:tcPr>
             <w:tcW w:w="0" w:type="auto"/>
+            <w:tcMar>
+              <w:top w:w="15" w:type="dxa"/>
+              <w:left w:w="15" w:type="dxa"/>
+              <w:bottom w:w="15" w:type="dxa"/>
+              <w:right w:w="15" w:type="dxa"/>
+            </w:tcMar>
             <w:vAlign w:val="center"/>
             <w:hideMark/>
           </w:tcPr>
@@ -977,7 +1220,7 @@
               <w:spacing w:after="0" w:line="240" w:lineRule="auto"/>
               <w:jc w:val="center"/>
               <w:rPr>
-                <w:rFonts w:ascii="Times New Roman" w:eastAsia="Times New Roman" w:hAnsi="Times New Roman" w:cs="Times New Roman"/>
+                <w:rFonts w:ascii="Times New Roman" w:eastAsia="Times New Roman" w:hAnsi="Times New Roman"/>
                 <w:b/>
                 <w:bCs/>
                 <w:kern w:val="0"/>
@@ -989,7 +1232,7 @@
             </w:pPr>
             <w:r>
               <w:rPr>
-                <w:rFonts w:ascii="Times New Roman" w:eastAsia="Times New Roman" w:hAnsi="Times New Roman" w:cs="Times New Roman"/>
+                <w:rFonts w:ascii="Times New Roman" w:eastAsia="Times New Roman" w:hAnsi="Times New Roman"/>
                 <w:b/>
                 <w:bCs/>
                 <w:kern w:val="0"/>
@@ -1005,6 +1248,12 @@
         <w:tc>
           <w:tcPr>
             <w:tcW w:w="0" w:type="auto"/>
+            <w:tcMar>
+              <w:top w:w="15" w:type="dxa"/>
+              <w:left w:w="15" w:type="dxa"/>
+              <w:bottom w:w="15" w:type="dxa"/>
+              <w:right w:w="15" w:type="dxa"/>
+            </w:tcMar>
             <w:vAlign w:val="center"/>
             <w:hideMark/>
           </w:tcPr>
@@ -1013,7 +1262,7 @@
               <w:spacing w:after="0" w:line="240" w:lineRule="auto"/>
               <w:jc w:val="center"/>
               <w:rPr>
-                <w:rFonts w:ascii="Times New Roman" w:eastAsia="Times New Roman" w:hAnsi="Times New Roman" w:cs="Times New Roman"/>
+                <w:rFonts w:ascii="Times New Roman" w:eastAsia="Times New Roman" w:hAnsi="Times New Roman"/>
                 <w:b/>
                 <w:bCs/>
                 <w:kern w:val="0"/>
@@ -1025,7 +1274,7 @@
             </w:pPr>
             <w:r>
               <w:rPr>
-                <w:rFonts w:ascii="Times New Roman" w:eastAsia="Times New Roman" w:hAnsi="Times New Roman" w:cs="Times New Roman"/>
+                <w:rFonts w:ascii="Times New Roman" w:eastAsia="Times New Roman" w:hAnsi="Times New Roman"/>
                 <w:b/>
                 <w:bCs/>
                 <w:kern w:val="0"/>
@@ -1046,6 +1295,12 @@
         <w:tc>
           <w:tcPr>
             <w:tcW w:w="0" w:type="auto"/>
+            <w:tcMar>
+              <w:top w:w="15" w:type="dxa"/>
+              <w:left w:w="15" w:type="dxa"/>
+              <w:bottom w:w="15" w:type="dxa"/>
+              <w:right w:w="15" w:type="dxa"/>
+            </w:tcMar>
             <w:vAlign w:val="center"/>
             <w:hideMark/>
           </w:tcPr>
@@ -1053,7 +1308,7 @@
             <w:pPr>
               <w:spacing w:after="0" w:line="240" w:lineRule="auto"/>
               <w:rPr>
-                <w:rFonts w:ascii="Times New Roman" w:eastAsia="Times New Roman" w:hAnsi="Times New Roman" w:cs="Times New Roman"/>
+                <w:rFonts w:ascii="Times New Roman" w:eastAsia="Times New Roman" w:hAnsi="Times New Roman"/>
                 <w:kern w:val="0"/>
                 <w:sz w:val="24"/>
                 <w:szCs w:val="24"/>
@@ -1061,6 +1316,7 @@
                 <w14:ligatures w14:val="none"/>
               </w:rPr>
             </w:pPr>
+            <w:proofErr w:type="spellStart"/>
             <w:r>
               <w:rPr>
                 <w:rFonts w:ascii="Courier New" w:eastAsia="Times New Roman" w:hAnsi="Courier New" w:cs="Courier New"/>
@@ -1072,11 +1328,18 @@
               </w:rPr>
               <w:t>itemId</w:t>
             </w:r>
+            <w:proofErr w:type="spellEnd"/>
           </w:p>
         </w:tc>
         <w:tc>
           <w:tcPr>
             <w:tcW w:w="0" w:type="auto"/>
+            <w:tcMar>
+              <w:top w:w="15" w:type="dxa"/>
+              <w:left w:w="15" w:type="dxa"/>
+              <w:bottom w:w="15" w:type="dxa"/>
+              <w:right w:w="15" w:type="dxa"/>
+            </w:tcMar>
             <w:vAlign w:val="center"/>
             <w:hideMark/>
           </w:tcPr>
@@ -1084,7 +1347,7 @@
             <w:pPr>
               <w:spacing w:after="0" w:line="240" w:lineRule="auto"/>
               <w:rPr>
-                <w:rFonts w:ascii="Times New Roman" w:eastAsia="Times New Roman" w:hAnsi="Times New Roman" w:cs="Times New Roman"/>
+                <w:rFonts w:ascii="Times New Roman" w:eastAsia="Times New Roman" w:hAnsi="Times New Roman"/>
                 <w:kern w:val="0"/>
                 <w:sz w:val="24"/>
                 <w:szCs w:val="24"/>
@@ -1094,7 +1357,7 @@
             </w:pPr>
             <w:r>
               <w:rPr>
-                <w:rFonts w:ascii="Times New Roman" w:eastAsia="Times New Roman" w:hAnsi="Times New Roman" w:cs="Times New Roman"/>
+                <w:rFonts w:ascii="Times New Roman" w:eastAsia="Times New Roman" w:hAnsi="Times New Roman"/>
                 <w:kern w:val="0"/>
                 <w:sz w:val="24"/>
                 <w:szCs w:val="24"/>
@@ -1113,6 +1376,12 @@
         <w:tc>
           <w:tcPr>
             <w:tcW w:w="0" w:type="auto"/>
+            <w:tcMar>
+              <w:top w:w="15" w:type="dxa"/>
+              <w:left w:w="15" w:type="dxa"/>
+              <w:bottom w:w="15" w:type="dxa"/>
+              <w:right w:w="15" w:type="dxa"/>
+            </w:tcMar>
             <w:vAlign w:val="center"/>
             <w:hideMark/>
           </w:tcPr>
@@ -1120,7 +1389,7 @@
             <w:pPr>
               <w:spacing w:after="0" w:line="240" w:lineRule="auto"/>
               <w:rPr>
-                <w:rFonts w:ascii="Times New Roman" w:eastAsia="Times New Roman" w:hAnsi="Times New Roman" w:cs="Times New Roman"/>
+                <w:rFonts w:ascii="Times New Roman" w:eastAsia="Times New Roman" w:hAnsi="Times New Roman"/>
                 <w:kern w:val="0"/>
                 <w:sz w:val="24"/>
                 <w:szCs w:val="24"/>
@@ -1128,6 +1397,7 @@
                 <w14:ligatures w14:val="none"/>
               </w:rPr>
             </w:pPr>
+            <w:proofErr w:type="spellStart"/>
             <w:r>
               <w:rPr>
                 <w:rFonts w:ascii="Courier New" w:eastAsia="Times New Roman" w:hAnsi="Courier New" w:cs="Courier New"/>
@@ -1139,11 +1409,18 @@
               </w:rPr>
               <w:t>name</w:t>
             </w:r>
+            <w:proofErr w:type="spellEnd"/>
           </w:p>
         </w:tc>
         <w:tc>
           <w:tcPr>
             <w:tcW w:w="0" w:type="auto"/>
+            <w:tcMar>
+              <w:top w:w="15" w:type="dxa"/>
+              <w:left w:w="15" w:type="dxa"/>
+              <w:bottom w:w="15" w:type="dxa"/>
+              <w:right w:w="15" w:type="dxa"/>
+            </w:tcMar>
             <w:vAlign w:val="center"/>
             <w:hideMark/>
           </w:tcPr>
@@ -1151,7 +1428,7 @@
             <w:pPr>
               <w:spacing w:after="0" w:line="240" w:lineRule="auto"/>
               <w:rPr>
-                <w:rFonts w:ascii="Times New Roman" w:eastAsia="Times New Roman" w:hAnsi="Times New Roman" w:cs="Times New Roman"/>
+                <w:rFonts w:ascii="Times New Roman" w:eastAsia="Times New Roman" w:hAnsi="Times New Roman"/>
                 <w:kern w:val="0"/>
                 <w:sz w:val="24"/>
                 <w:szCs w:val="24"/>
@@ -1161,7 +1438,7 @@
             </w:pPr>
             <w:r>
               <w:rPr>
-                <w:rFonts w:ascii="Times New Roman" w:eastAsia="Times New Roman" w:hAnsi="Times New Roman" w:cs="Times New Roman"/>
+                <w:rFonts w:ascii="Times New Roman" w:eastAsia="Times New Roman" w:hAnsi="Times New Roman"/>
                 <w:kern w:val="0"/>
                 <w:sz w:val="24"/>
                 <w:szCs w:val="24"/>
@@ -1180,6 +1457,12 @@
         <w:tc>
           <w:tcPr>
             <w:tcW w:w="0" w:type="auto"/>
+            <w:tcMar>
+              <w:top w:w="15" w:type="dxa"/>
+              <w:left w:w="15" w:type="dxa"/>
+              <w:bottom w:w="15" w:type="dxa"/>
+              <w:right w:w="15" w:type="dxa"/>
+            </w:tcMar>
             <w:vAlign w:val="center"/>
             <w:hideMark/>
           </w:tcPr>
@@ -1187,7 +1470,7 @@
             <w:pPr>
               <w:spacing w:after="0" w:line="240" w:lineRule="auto"/>
               <w:rPr>
-                <w:rFonts w:ascii="Times New Roman" w:eastAsia="Times New Roman" w:hAnsi="Times New Roman" w:cs="Times New Roman"/>
+                <w:rFonts w:ascii="Times New Roman" w:eastAsia="Times New Roman" w:hAnsi="Times New Roman"/>
                 <w:kern w:val="0"/>
                 <w:sz w:val="24"/>
                 <w:szCs w:val="24"/>
@@ -1195,6 +1478,7 @@
                 <w14:ligatures w14:val="none"/>
               </w:rPr>
             </w:pPr>
+            <w:proofErr w:type="spellStart"/>
             <w:r>
               <w:rPr>
                 <w:rFonts w:ascii="Courier New" w:eastAsia="Times New Roman" w:hAnsi="Courier New" w:cs="Courier New"/>
@@ -1206,11 +1490,18 @@
               </w:rPr>
               <w:t>price</w:t>
             </w:r>
+            <w:proofErr w:type="spellEnd"/>
           </w:p>
         </w:tc>
         <w:tc>
           <w:tcPr>
             <w:tcW w:w="0" w:type="auto"/>
+            <w:tcMar>
+              <w:top w:w="15" w:type="dxa"/>
+              <w:left w:w="15" w:type="dxa"/>
+              <w:bottom w:w="15" w:type="dxa"/>
+              <w:right w:w="15" w:type="dxa"/>
+            </w:tcMar>
             <w:vAlign w:val="center"/>
             <w:hideMark/>
           </w:tcPr>
@@ -1218,7 +1509,7 @@
             <w:pPr>
               <w:spacing w:after="0" w:line="240" w:lineRule="auto"/>
               <w:rPr>
-                <w:rFonts w:ascii="Times New Roman" w:eastAsia="Times New Roman" w:hAnsi="Times New Roman" w:cs="Times New Roman"/>
+                <w:rFonts w:ascii="Times New Roman" w:eastAsia="Times New Roman" w:hAnsi="Times New Roman"/>
                 <w:kern w:val="0"/>
                 <w:sz w:val="24"/>
                 <w:szCs w:val="24"/>
@@ -1228,7 +1519,7 @@
             </w:pPr>
             <w:r>
               <w:rPr>
-                <w:rFonts w:ascii="Times New Roman" w:eastAsia="Times New Roman" w:hAnsi="Times New Roman" w:cs="Times New Roman"/>
+                <w:rFonts w:ascii="Times New Roman" w:eastAsia="Times New Roman" w:hAnsi="Times New Roman"/>
                 <w:kern w:val="0"/>
                 <w:sz w:val="24"/>
                 <w:szCs w:val="24"/>
@@ -1247,6 +1538,12 @@
         <w:tc>
           <w:tcPr>
             <w:tcW w:w="0" w:type="auto"/>
+            <w:tcMar>
+              <w:top w:w="15" w:type="dxa"/>
+              <w:left w:w="15" w:type="dxa"/>
+              <w:bottom w:w="15" w:type="dxa"/>
+              <w:right w:w="15" w:type="dxa"/>
+            </w:tcMar>
             <w:vAlign w:val="center"/>
             <w:hideMark/>
           </w:tcPr>
@@ -1254,7 +1551,7 @@
             <w:pPr>
               <w:spacing w:after="0" w:line="240" w:lineRule="auto"/>
               <w:rPr>
-                <w:rFonts w:ascii="Times New Roman" w:eastAsia="Times New Roman" w:hAnsi="Times New Roman" w:cs="Times New Roman"/>
+                <w:rFonts w:ascii="Times New Roman" w:eastAsia="Times New Roman" w:hAnsi="Times New Roman"/>
                 <w:kern w:val="0"/>
                 <w:sz w:val="24"/>
                 <w:szCs w:val="24"/>
@@ -1262,6 +1559,7 @@
                 <w14:ligatures w14:val="none"/>
               </w:rPr>
             </w:pPr>
+            <w:proofErr w:type="spellStart"/>
             <w:r>
               <w:rPr>
                 <w:rFonts w:ascii="Courier New" w:eastAsia="Times New Roman" w:hAnsi="Courier New" w:cs="Courier New"/>
@@ -1273,11 +1571,18 @@
               </w:rPr>
               <w:t>category</w:t>
             </w:r>
+            <w:proofErr w:type="spellEnd"/>
           </w:p>
         </w:tc>
         <w:tc>
           <w:tcPr>
             <w:tcW w:w="0" w:type="auto"/>
+            <w:tcMar>
+              <w:top w:w="15" w:type="dxa"/>
+              <w:left w:w="15" w:type="dxa"/>
+              <w:bottom w:w="15" w:type="dxa"/>
+              <w:right w:w="15" w:type="dxa"/>
+            </w:tcMar>
             <w:vAlign w:val="center"/>
             <w:hideMark/>
           </w:tcPr>
@@ -1285,7 +1590,7 @@
             <w:pPr>
               <w:spacing w:after="0" w:line="240" w:lineRule="auto"/>
               <w:rPr>
-                <w:rFonts w:ascii="Times New Roman" w:eastAsia="Times New Roman" w:hAnsi="Times New Roman" w:cs="Times New Roman"/>
+                <w:rFonts w:ascii="Times New Roman" w:eastAsia="Times New Roman" w:hAnsi="Times New Roman"/>
                 <w:kern w:val="0"/>
                 <w:sz w:val="24"/>
                 <w:szCs w:val="24"/>
@@ -1295,7 +1600,7 @@
             </w:pPr>
             <w:r>
               <w:rPr>
-                <w:rFonts w:ascii="Times New Roman" w:eastAsia="Times New Roman" w:hAnsi="Times New Roman" w:cs="Times New Roman"/>
+                <w:rFonts w:ascii="Times New Roman" w:eastAsia="Times New Roman" w:hAnsi="Times New Roman"/>
                 <w:kern w:val="0"/>
                 <w:sz w:val="24"/>
                 <w:szCs w:val="24"/>
@@ -1314,6 +1619,12 @@
         <w:tc>
           <w:tcPr>
             <w:tcW w:w="0" w:type="auto"/>
+            <w:tcMar>
+              <w:top w:w="15" w:type="dxa"/>
+              <w:left w:w="15" w:type="dxa"/>
+              <w:bottom w:w="15" w:type="dxa"/>
+              <w:right w:w="15" w:type="dxa"/>
+            </w:tcMar>
             <w:vAlign w:val="center"/>
             <w:hideMark/>
           </w:tcPr>
@@ -1321,7 +1632,7 @@
             <w:pPr>
               <w:spacing w:after="0" w:line="240" w:lineRule="auto"/>
               <w:rPr>
-                <w:rFonts w:ascii="Times New Roman" w:eastAsia="Times New Roman" w:hAnsi="Times New Roman" w:cs="Times New Roman"/>
+                <w:rFonts w:ascii="Times New Roman" w:eastAsia="Times New Roman" w:hAnsi="Times New Roman"/>
                 <w:kern w:val="0"/>
                 <w:sz w:val="24"/>
                 <w:szCs w:val="24"/>
@@ -1329,6 +1640,7 @@
                 <w14:ligatures w14:val="none"/>
               </w:rPr>
             </w:pPr>
+            <w:proofErr w:type="spellStart"/>
             <w:r>
               <w:rPr>
                 <w:rFonts w:ascii="Courier New" w:eastAsia="Times New Roman" w:hAnsi="Courier New" w:cs="Courier New"/>
@@ -1340,11 +1652,18 @@
               </w:rPr>
               <w:t>current_stock</w:t>
             </w:r>
+            <w:proofErr w:type="spellEnd"/>
           </w:p>
         </w:tc>
         <w:tc>
           <w:tcPr>
             <w:tcW w:w="0" w:type="auto"/>
+            <w:tcMar>
+              <w:top w:w="15" w:type="dxa"/>
+              <w:left w:w="15" w:type="dxa"/>
+              <w:bottom w:w="15" w:type="dxa"/>
+              <w:right w:w="15" w:type="dxa"/>
+            </w:tcMar>
             <w:vAlign w:val="center"/>
             <w:hideMark/>
           </w:tcPr>
@@ -1352,7 +1671,7 @@
             <w:pPr>
               <w:spacing w:after="0" w:line="240" w:lineRule="auto"/>
               <w:rPr>
-                <w:rFonts w:ascii="Times New Roman" w:eastAsia="Times New Roman" w:hAnsi="Times New Roman" w:cs="Times New Roman"/>
+                <w:rFonts w:ascii="Times New Roman" w:eastAsia="Times New Roman" w:hAnsi="Times New Roman"/>
                 <w:kern w:val="0"/>
                 <w:sz w:val="24"/>
                 <w:szCs w:val="24"/>
@@ -1362,7 +1681,7 @@
             </w:pPr>
             <w:r>
               <w:rPr>
-                <w:rFonts w:ascii="Times New Roman" w:eastAsia="Times New Roman" w:hAnsi="Times New Roman" w:cs="Times New Roman"/>
+                <w:rFonts w:ascii="Times New Roman" w:eastAsia="Times New Roman" w:hAnsi="Times New Roman"/>
                 <w:kern w:val="0"/>
                 <w:sz w:val="24"/>
                 <w:szCs w:val="24"/>
@@ -1381,6 +1700,12 @@
         <w:tc>
           <w:tcPr>
             <w:tcW w:w="0" w:type="auto"/>
+            <w:tcMar>
+              <w:top w:w="15" w:type="dxa"/>
+              <w:left w:w="15" w:type="dxa"/>
+              <w:bottom w:w="15" w:type="dxa"/>
+              <w:right w:w="15" w:type="dxa"/>
+            </w:tcMar>
             <w:vAlign w:val="center"/>
             <w:hideMark/>
           </w:tcPr>
@@ -1388,7 +1713,7 @@
             <w:pPr>
               <w:spacing w:after="0" w:line="240" w:lineRule="auto"/>
               <w:rPr>
-                <w:rFonts w:ascii="Times New Roman" w:eastAsia="Times New Roman" w:hAnsi="Times New Roman" w:cs="Times New Roman"/>
+                <w:rFonts w:ascii="Times New Roman" w:eastAsia="Times New Roman" w:hAnsi="Times New Roman"/>
                 <w:kern w:val="0"/>
                 <w:sz w:val="24"/>
                 <w:szCs w:val="24"/>
@@ -1396,6 +1721,7 @@
                 <w14:ligatures w14:val="none"/>
               </w:rPr>
             </w:pPr>
+            <w:proofErr w:type="spellStart"/>
             <w:r>
               <w:rPr>
                 <w:rFonts w:ascii="Courier New" w:eastAsia="Times New Roman" w:hAnsi="Courier New" w:cs="Courier New"/>
@@ -1407,11 +1733,18 @@
               </w:rPr>
               <w:t>initial_stock</w:t>
             </w:r>
+            <w:proofErr w:type="spellEnd"/>
           </w:p>
         </w:tc>
         <w:tc>
           <w:tcPr>
             <w:tcW w:w="0" w:type="auto"/>
+            <w:tcMar>
+              <w:top w:w="15" w:type="dxa"/>
+              <w:left w:w="15" w:type="dxa"/>
+              <w:bottom w:w="15" w:type="dxa"/>
+              <w:right w:w="15" w:type="dxa"/>
+            </w:tcMar>
             <w:vAlign w:val="center"/>
             <w:hideMark/>
           </w:tcPr>
@@ -1419,7 +1752,7 @@
             <w:pPr>
               <w:spacing w:after="0" w:line="240" w:lineRule="auto"/>
               <w:rPr>
-                <w:rFonts w:ascii="Times New Roman" w:eastAsia="Times New Roman" w:hAnsi="Times New Roman" w:cs="Times New Roman"/>
+                <w:rFonts w:ascii="Times New Roman" w:eastAsia="Times New Roman" w:hAnsi="Times New Roman"/>
                 <w:kern w:val="0"/>
                 <w:sz w:val="24"/>
                 <w:szCs w:val="24"/>
@@ -1429,19 +1762,33 @@
             </w:pPr>
             <w:r>
               <w:rPr>
-                <w:rFonts w:ascii="Times New Roman" w:eastAsia="Times New Roman" w:hAnsi="Times New Roman" w:cs="Times New Roman"/>
-                <w:kern w:val="0"/>
-                <w:sz w:val="24"/>
-                <w:szCs w:val="24"/>
-                <w:lang w:eastAsia="da-DK"/>
-                <w14:ligatures w14:val="none"/>
-              </w:rPr>
-              <w:t>Antal på lager ved tourstart</w:t>
-            </w:r>
+                <w:rFonts w:ascii="Times New Roman" w:eastAsia="Times New Roman" w:hAnsi="Times New Roman"/>
+                <w:kern w:val="0"/>
+                <w:sz w:val="24"/>
+                <w:szCs w:val="24"/>
+                <w:lang w:eastAsia="da-DK"/>
+                <w14:ligatures w14:val="none"/>
+              </w:rPr>
+              <w:t xml:space="preserve">Antal på lager ved </w:t>
+            </w:r>
+            <w:proofErr w:type="spellStart"/>
+            <w:r>
+              <w:rPr>
+                <w:rFonts w:ascii="Times New Roman" w:eastAsia="Times New Roman" w:hAnsi="Times New Roman"/>
+                <w:kern w:val="0"/>
+                <w:sz w:val="24"/>
+                <w:szCs w:val="24"/>
+                <w:lang w:eastAsia="da-DK"/>
+                <w14:ligatures w14:val="none"/>
+              </w:rPr>
+              <w:t>tourstart</w:t>
+            </w:r>
+            <w:proofErr w:type="spellEnd"/>
           </w:p>
         </w:tc>
       </w:tr>
     </w:tbl>
+    <w:p/>
     <w:p/>
     <w:sectPr>
       <w:pgSz w:w="11906" w:h="16838"/>
@@ -1686,6 +2033,36 @@
   </w:num>
   <w:num w:numId="2" w16cid:durableId="2011058971">
     <w:abstractNumId w:val="1"/>
+  </w:num>
+  <w:num w:numId="3" w16cid:durableId="1094210274">
+    <w:abstractNumId w:val="1"/>
+    <w:lvlOverride w:ilvl="0">
+      <w:startOverride w:val="1"/>
+    </w:lvlOverride>
+    <w:lvlOverride w:ilvl="1">
+      <w:startOverride w:val="1"/>
+    </w:lvlOverride>
+    <w:lvlOverride w:ilvl="2">
+      <w:startOverride w:val="1"/>
+    </w:lvlOverride>
+    <w:lvlOverride w:ilvl="3">
+      <w:startOverride w:val="1"/>
+    </w:lvlOverride>
+    <w:lvlOverride w:ilvl="4">
+      <w:startOverride w:val="1"/>
+    </w:lvlOverride>
+    <w:lvlOverride w:ilvl="5">
+      <w:startOverride w:val="1"/>
+    </w:lvlOverride>
+    <w:lvlOverride w:ilvl="6">
+      <w:startOverride w:val="1"/>
+    </w:lvlOverride>
+    <w:lvlOverride w:ilvl="7">
+      <w:startOverride w:val="1"/>
+    </w:lvlOverride>
+    <w:lvlOverride w:ilvl="8">
+      <w:startOverride w:val="1"/>
+    </w:lvlOverride>
   </w:num>
 </w:numbering>
 </file>
@@ -2090,6 +2467,13 @@
   <w:style w:type="paragraph" w:default="1" w:styleId="Normal">
     <w:name w:val="Normal"/>
     <w:qFormat/>
+    <w:rsid w:val="0062689F"/>
+    <w:pPr>
+      <w:spacing w:line="256" w:lineRule="auto"/>
+    </w:pPr>
+    <w:rPr>
+      <w:rFonts w:ascii="Aptos" w:eastAsia="Aptos" w:hAnsi="Aptos" w:cs="Times New Roman"/>
+    </w:rPr>
   </w:style>
   <w:style w:type="paragraph" w:styleId="Overskrift1">
     <w:name w:val="heading 1"/>
@@ -2102,7 +2486,7 @@
     <w:pPr>
       <w:keepNext/>
       <w:keepLines/>
-      <w:spacing w:before="360" w:after="80"/>
+      <w:spacing w:before="360" w:after="80" w:line="259" w:lineRule="auto"/>
       <w:outlineLvl w:val="0"/>
     </w:pPr>
     <w:rPr>
@@ -2125,7 +2509,7 @@
     <w:pPr>
       <w:keepNext/>
       <w:keepLines/>
-      <w:spacing w:before="160" w:after="80"/>
+      <w:spacing w:before="160" w:after="80" w:line="259" w:lineRule="auto"/>
       <w:outlineLvl w:val="1"/>
     </w:pPr>
     <w:rPr>
@@ -2148,11 +2532,11 @@
     <w:pPr>
       <w:keepNext/>
       <w:keepLines/>
-      <w:spacing w:before="160" w:after="80"/>
+      <w:spacing w:before="160" w:after="80" w:line="259" w:lineRule="auto"/>
       <w:outlineLvl w:val="2"/>
     </w:pPr>
     <w:rPr>
-      <w:rFonts w:eastAsiaTheme="majorEastAsia" w:cstheme="majorBidi"/>
+      <w:rFonts w:asciiTheme="minorHAnsi" w:eastAsiaTheme="majorEastAsia" w:hAnsiTheme="minorHAnsi" w:cstheme="majorBidi"/>
       <w:color w:val="0F4761" w:themeColor="accent1" w:themeShade="BF"/>
       <w:sz w:val="28"/>
       <w:szCs w:val="28"/>
@@ -2171,11 +2555,11 @@
     <w:pPr>
       <w:keepNext/>
       <w:keepLines/>
-      <w:spacing w:before="80" w:after="40"/>
+      <w:spacing w:before="80" w:after="40" w:line="259" w:lineRule="auto"/>
       <w:outlineLvl w:val="3"/>
     </w:pPr>
     <w:rPr>
-      <w:rFonts w:eastAsiaTheme="majorEastAsia" w:cstheme="majorBidi"/>
+      <w:rFonts w:asciiTheme="minorHAnsi" w:eastAsiaTheme="majorEastAsia" w:hAnsiTheme="minorHAnsi" w:cstheme="majorBidi"/>
       <w:i/>
       <w:iCs/>
       <w:color w:val="0F4761" w:themeColor="accent1" w:themeShade="BF"/>
@@ -2194,11 +2578,11 @@
     <w:pPr>
       <w:keepNext/>
       <w:keepLines/>
-      <w:spacing w:before="80" w:after="40"/>
+      <w:spacing w:before="80" w:after="40" w:line="259" w:lineRule="auto"/>
       <w:outlineLvl w:val="4"/>
     </w:pPr>
     <w:rPr>
-      <w:rFonts w:eastAsiaTheme="majorEastAsia" w:cstheme="majorBidi"/>
+      <w:rFonts w:asciiTheme="minorHAnsi" w:eastAsiaTheme="majorEastAsia" w:hAnsiTheme="minorHAnsi" w:cstheme="majorBidi"/>
       <w:color w:val="0F4761" w:themeColor="accent1" w:themeShade="BF"/>
     </w:rPr>
   </w:style>
@@ -2215,11 +2599,11 @@
     <w:pPr>
       <w:keepNext/>
       <w:keepLines/>
-      <w:spacing w:before="40" w:after="0"/>
+      <w:spacing w:before="40" w:after="0" w:line="259" w:lineRule="auto"/>
       <w:outlineLvl w:val="5"/>
     </w:pPr>
     <w:rPr>
-      <w:rFonts w:eastAsiaTheme="majorEastAsia" w:cstheme="majorBidi"/>
+      <w:rFonts w:asciiTheme="minorHAnsi" w:eastAsiaTheme="majorEastAsia" w:hAnsiTheme="minorHAnsi" w:cstheme="majorBidi"/>
       <w:i/>
       <w:iCs/>
       <w:color w:val="595959" w:themeColor="text1" w:themeTint="A6"/>
@@ -2238,11 +2622,11 @@
     <w:pPr>
       <w:keepNext/>
       <w:keepLines/>
-      <w:spacing w:before="40" w:after="0"/>
+      <w:spacing w:before="40" w:after="0" w:line="259" w:lineRule="auto"/>
       <w:outlineLvl w:val="6"/>
     </w:pPr>
     <w:rPr>
-      <w:rFonts w:eastAsiaTheme="majorEastAsia" w:cstheme="majorBidi"/>
+      <w:rFonts w:asciiTheme="minorHAnsi" w:eastAsiaTheme="majorEastAsia" w:hAnsiTheme="minorHAnsi" w:cstheme="majorBidi"/>
       <w:color w:val="595959" w:themeColor="text1" w:themeTint="A6"/>
     </w:rPr>
   </w:style>
@@ -2259,11 +2643,11 @@
     <w:pPr>
       <w:keepNext/>
       <w:keepLines/>
-      <w:spacing w:after="0"/>
+      <w:spacing w:after="0" w:line="259" w:lineRule="auto"/>
       <w:outlineLvl w:val="7"/>
     </w:pPr>
     <w:rPr>
-      <w:rFonts w:eastAsiaTheme="majorEastAsia" w:cstheme="majorBidi"/>
+      <w:rFonts w:asciiTheme="minorHAnsi" w:eastAsiaTheme="majorEastAsia" w:hAnsiTheme="minorHAnsi" w:cstheme="majorBidi"/>
       <w:i/>
       <w:iCs/>
       <w:color w:val="272727" w:themeColor="text1" w:themeTint="D8"/>
@@ -2282,11 +2666,11 @@
     <w:pPr>
       <w:keepNext/>
       <w:keepLines/>
-      <w:spacing w:after="0"/>
+      <w:spacing w:after="0" w:line="259" w:lineRule="auto"/>
       <w:outlineLvl w:val="8"/>
     </w:pPr>
     <w:rPr>
-      <w:rFonts w:eastAsiaTheme="majorEastAsia" w:cstheme="majorBidi"/>
+      <w:rFonts w:asciiTheme="minorHAnsi" w:eastAsiaTheme="majorEastAsia" w:hAnsiTheme="minorHAnsi" w:cstheme="majorBidi"/>
       <w:color w:val="272727" w:themeColor="text1" w:themeTint="D8"/>
     </w:rPr>
   </w:style>
